--- a/apps/fidelity/fixtures/spike-baseline-03.docx
+++ b/apps/fidelity/fixtures/spike-baseline-03.docx
@@ -1,9 +1,10 @@
 
 <file path=word/document.xml><?xml version="1.0" encoding="utf-8"?>
-<w:document xmlns:wpc="http://schemas.microsoft.com/office/word/2010/wordprocessingCanvas" xmlns:cx="http://schemas.microsoft.com/office/drawing/2014/chartex" xmlns:cx1="http://schemas.microsoft.com/office/drawing/2015/9/8/chartex" xmlns:cx2="http://schemas.microsoft.com/office/drawing/2015/10/21/chartex" xmlns:cx3="http://schemas.microsoft.com/office/drawing/2016/5/9/chartex" xmlns:cx4="http://schemas.microsoft.com/office/drawing/2016/5/10/chartex" xmlns:cx5="http://schemas.microsoft.com/office/drawing/2016/5/11/chartex" xmlns:cx6="http://schemas.microsoft.com/office/drawing/2016/5/12/chartex" xmlns:cx7="http://schemas.microsoft.com/office/drawing/2016/5/13/chartex" xmlns:cx8="http://schemas.microsoft.com/office/drawing/2016/5/14/chartex" xmlns:mc="http://schemas.openxmlformats.org/markup-compatibility/2006" xmlns:aink="http://schemas.microsoft.com/office/drawing/2016/ink" xmlns:am3d="http://schemas.microsoft.com/office/drawing/2017/model3d" xmlns:o="urn:schemas-microsoft-com:office:office" xmlns:oel="http://schemas.microsoft.com/office/2019/extlst" xmlns:r="http://schemas.openxmlformats.org/officeDocument/2006/relationships" xmlns:m="http://schemas.openxmlformats.org/officeDocument/2006/math" xmlns:v="urn:schemas-microsoft-com:vml" xmlns:wp14="http://schemas.microsoft.com/office/word/2010/wordprocessingDrawing" xmlns:wp="http://schemas.openxmlformats.org/drawingml/2006/wordprocessingDrawing" xmlns:w10="urn:schemas-microsoft-com:office:word" xmlns:w="http://schemas.openxmlformats.org/wordprocessingml/2006/main" xmlns:w14="http://schemas.microsoft.com/office/word/2010/wordml" xmlns:w15="http://schemas.microsoft.com/office/word/2012/wordml" xmlns:w16cei="http://schemas.microsoft.com/office/word/2026/wordml/cei" xmlns:w16cex="http://schemas.microsoft.com/office/word/2018/wordml/cex" xmlns:w16cid="http://schemas.microsoft.com/office/word/2016/wordml/cid" xmlns:w16="http://schemas.microsoft.com/office/word/2018/wordml" xmlns:w16du="http://schemas.microsoft.com/office/word/2023/wordml/word16du" xmlns:w16sdtdh="http://schemas.microsoft.com/office/word/2020/wordml/sdtdatahash" xmlns:w16sdtfl="http://schemas.microsoft.com/office/word/2024/wordml/sdtformatlock" xmlns:w16se="http://schemas.microsoft.com/office/word/2015/wordml/symex" xmlns:wpg="http://schemas.microsoft.com/office/word/2010/wordprocessingGroup" xmlns:wpi="http://schemas.microsoft.com/office/word/2010/wordprocessingInk" xmlns:wne="http://schemas.microsoft.com/office/word/2006/wordml" xmlns:wps="http://schemas.microsoft.com/office/word/2010/wordprocessingShape" mc:Ignorable="w14 w15 w16se w16cid w16 w16cex w16sdtdh w16sdtfl w16du wp14">
+<w:document xmlns:wpc="http://schemas.microsoft.com/office/word/2010/wordprocessingCanvas" xmlns:cx="http://schemas.microsoft.com/office/drawing/2014/chartex" xmlns:cx1="http://schemas.microsoft.com/office/drawing/2015/9/8/chartex" xmlns:cx2="http://schemas.microsoft.com/office/drawing/2015/10/21/chartex" xmlns:cx3="http://schemas.microsoft.com/office/drawing/2016/5/9/chartex" xmlns:cx4="http://schemas.microsoft.com/office/drawing/2016/5/10/chartex" xmlns:cx5="http://schemas.microsoft.com/office/drawing/2016/5/11/chartex" xmlns:cx6="http://schemas.microsoft.com/office/drawing/2016/5/12/chartex" xmlns:cx7="http://schemas.microsoft.com/office/drawing/2016/5/13/chartex" xmlns:cx8="http://schemas.microsoft.com/office/drawing/2016/5/14/chartex" xmlns:mc="http://schemas.openxmlformats.org/markup-compatibility/2006" xmlns:aink="http://schemas.microsoft.com/office/drawing/2016/ink" xmlns:am3d="http://schemas.microsoft.com/office/drawing/2017/model3d" xmlns:o="urn:schemas-microsoft-com:office:office" xmlns:oel="http://schemas.microsoft.com/office/2019/extlst" xmlns:r="http://schemas.openxmlformats.org/officeDocument/2006/relationships" xmlns:m="http://schemas.openxmlformats.org/officeDocument/2006/math" xmlns:v="urn:schemas-microsoft-com:vml" xmlns:wp14="http://schemas.microsoft.com/office/word/2010/wordprocessingDrawing" xmlns:wp="http://schemas.openxmlformats.org/drawingml/2006/wordprocessingDrawing" xmlns:w10="urn:schemas-microsoft-com:office:word" xmlns:w="http://schemas.openxmlformats.org/wordprocessingml/2006/main" xmlns:w14="http://schemas.microsoft.com/office/word/2010/wordml" xmlns:w15="http://schemas.microsoft.com/office/word/2012/wordml" xmlns:w16cex="http://schemas.microsoft.com/office/word/2018/wordml/cex" xmlns:w16cid="http://schemas.microsoft.com/office/word/2016/wordml/cid" xmlns:w16="http://schemas.microsoft.com/office/word/2018/wordml" xmlns:w16du="http://schemas.microsoft.com/office/word/2023/wordml/word16du" xmlns:w16sdtdh="http://schemas.microsoft.com/office/word/2020/wordml/sdtdatahash" xmlns:w16sdtfl="http://schemas.microsoft.com/office/word/2024/wordml/sdtformatlock" xmlns:w16se="http://schemas.microsoft.com/office/word/2015/wordml/symex" xmlns:wpg="http://schemas.microsoft.com/office/word/2010/wordprocessingGroup" xmlns:wpi="http://schemas.microsoft.com/office/word/2010/wordprocessingInk" xmlns:wne="http://schemas.microsoft.com/office/word/2006/wordml" xmlns:wps="http://schemas.microsoft.com/office/word/2010/wordprocessingShape" mc:Ignorable="w14 w15 w16se w16cid w16 w16cex w16sdtdh w16sdtfl w16du wp14">
   <w:body>
     <w:p>
       <w:pPr>
+        <w:widowControl/>
         <w:jc w:val="left"/>
         <w:rPr>
           <w:rFonts w:ascii="Times New Roman" w:eastAsia="仿宋" w:hAnsi="Times New Roman" w:hint="eastAsia"/>
@@ -21,6 +22,7 @@
     <w:p>
       <w:pPr>
         <w:pageBreakBefore/>
+        <w:widowControl/>
         <w:jc w:val="left"/>
         <w:rPr>
           <w:rFonts w:ascii="Times New Roman" w:eastAsia="宋体" w:hAnsi="Times New Roman" w:hint="eastAsia"/>
@@ -38,6 +40,7 @@
     <w:p>
       <w:pPr>
         <w:pageBreakBefore/>
+        <w:widowControl/>
         <w:jc w:val="left"/>
         <w:rPr>
           <w:rFonts w:ascii="Times New Roman" w:eastAsia="黑体" w:hAnsi="Times New Roman" w:hint="eastAsia"/>
@@ -55,6 +58,7 @@
     <w:p>
       <w:pPr>
         <w:pageBreakBefore/>
+        <w:widowControl/>
         <w:jc w:val="left"/>
         <w:rPr>
           <w:rFonts w:ascii="Times New Roman" w:eastAsia="宋体" w:hAnsi="Times New Roman"/>
@@ -72,6 +76,7 @@
     <w:p>
       <w:pPr>
         <w:pageBreakBefore/>
+        <w:widowControl/>
         <w:snapToGrid w:val="0"/>
         <w:jc w:val="left"/>
         <w:rPr>
@@ -90,6 +95,7 @@
     <w:p>
       <w:pPr>
         <w:pageBreakBefore/>
+        <w:widowControl/>
         <w:spacing w:line="360" w:lineRule="auto"/>
         <w:jc w:val="left"/>
         <w:rPr>
@@ -108,6 +114,7 @@
     <w:p>
       <w:pPr>
         <w:pageBreakBefore/>
+        <w:widowControl/>
         <w:spacing w:line="360" w:lineRule="auto"/>
         <w:jc w:val="left"/>
         <w:rPr>
@@ -126,6 +133,7 @@
     <w:p>
       <w:pPr>
         <w:pageBreakBefore/>
+        <w:widowControl/>
         <w:spacing w:line="480" w:lineRule="auto"/>
         <w:jc w:val="left"/>
         <w:rPr>
@@ -558,7 +566,7 @@
     <w:link w:val="10"/>
     <w:uiPriority w:val="9"/>
     <w:qFormat/>
-    <w:rsid w:val="009A2625"/>
+    <w:rsid w:val="00A122E1"/>
     <w:pPr>
       <w:keepNext/>
       <w:keepLines/>
@@ -581,7 +589,7 @@
     <w:semiHidden/>
     <w:unhideWhenUsed/>
     <w:qFormat/>
-    <w:rsid w:val="009A2625"/>
+    <w:rsid w:val="00A122E1"/>
     <w:pPr>
       <w:keepNext/>
       <w:keepLines/>
@@ -604,7 +612,7 @@
     <w:semiHidden/>
     <w:unhideWhenUsed/>
     <w:qFormat/>
-    <w:rsid w:val="009A2625"/>
+    <w:rsid w:val="00A122E1"/>
     <w:pPr>
       <w:keepNext/>
       <w:keepLines/>
@@ -627,7 +635,7 @@
     <w:semiHidden/>
     <w:unhideWhenUsed/>
     <w:qFormat/>
-    <w:rsid w:val="009A2625"/>
+    <w:rsid w:val="00A122E1"/>
     <w:pPr>
       <w:keepNext/>
       <w:keepLines/>
@@ -650,7 +658,7 @@
     <w:semiHidden/>
     <w:unhideWhenUsed/>
     <w:qFormat/>
-    <w:rsid w:val="009A2625"/>
+    <w:rsid w:val="00A122E1"/>
     <w:pPr>
       <w:keepNext/>
       <w:keepLines/>
@@ -673,7 +681,7 @@
     <w:semiHidden/>
     <w:unhideWhenUsed/>
     <w:qFormat/>
-    <w:rsid w:val="009A2625"/>
+    <w:rsid w:val="00A122E1"/>
     <w:pPr>
       <w:keepNext/>
       <w:keepLines/>
@@ -696,7 +704,7 @@
     <w:semiHidden/>
     <w:unhideWhenUsed/>
     <w:qFormat/>
-    <w:rsid w:val="009A2625"/>
+    <w:rsid w:val="00A122E1"/>
     <w:pPr>
       <w:keepNext/>
       <w:keepLines/>
@@ -719,7 +727,7 @@
     <w:semiHidden/>
     <w:unhideWhenUsed/>
     <w:qFormat/>
-    <w:rsid w:val="009A2625"/>
+    <w:rsid w:val="00A122E1"/>
     <w:pPr>
       <w:keepNext/>
       <w:keepLines/>
@@ -739,7 +747,7 @@
     <w:semiHidden/>
     <w:unhideWhenUsed/>
     <w:qFormat/>
-    <w:rsid w:val="009A2625"/>
+    <w:rsid w:val="00A122E1"/>
     <w:pPr>
       <w:keepNext/>
       <w:keepLines/>
@@ -782,7 +790,7 @@
     <w:basedOn w:val="a0"/>
     <w:link w:val="1"/>
     <w:uiPriority w:val="9"/>
-    <w:rsid w:val="009A2625"/>
+    <w:rsid w:val="00A122E1"/>
     <w:rPr>
       <w:rFonts w:asciiTheme="majorHAnsi" w:eastAsiaTheme="majorEastAsia" w:hAnsiTheme="majorHAnsi" w:cstheme="majorBidi"/>
       <w:color w:val="0F4761" w:themeColor="accent1" w:themeShade="BF"/>
@@ -796,7 +804,7 @@
     <w:link w:val="2"/>
     <w:uiPriority w:val="9"/>
     <w:semiHidden/>
-    <w:rsid w:val="009A2625"/>
+    <w:rsid w:val="00A122E1"/>
     <w:rPr>
       <w:rFonts w:asciiTheme="majorHAnsi" w:eastAsiaTheme="majorEastAsia" w:hAnsiTheme="majorHAnsi" w:cstheme="majorBidi"/>
       <w:color w:val="0F4761" w:themeColor="accent1" w:themeShade="BF"/>
@@ -810,7 +818,7 @@
     <w:link w:val="3"/>
     <w:uiPriority w:val="9"/>
     <w:semiHidden/>
-    <w:rsid w:val="009A2625"/>
+    <w:rsid w:val="00A122E1"/>
     <w:rPr>
       <w:rFonts w:asciiTheme="majorHAnsi" w:eastAsiaTheme="majorEastAsia" w:hAnsiTheme="majorHAnsi" w:cstheme="majorBidi"/>
       <w:color w:val="0F4761" w:themeColor="accent1" w:themeShade="BF"/>
@@ -824,7 +832,7 @@
     <w:link w:val="4"/>
     <w:uiPriority w:val="9"/>
     <w:semiHidden/>
-    <w:rsid w:val="009A2625"/>
+    <w:rsid w:val="00A122E1"/>
     <w:rPr>
       <w:rFonts w:cstheme="majorBidi"/>
       <w:color w:val="0F4761" w:themeColor="accent1" w:themeShade="BF"/>
@@ -838,7 +846,7 @@
     <w:link w:val="5"/>
     <w:uiPriority w:val="9"/>
     <w:semiHidden/>
-    <w:rsid w:val="009A2625"/>
+    <w:rsid w:val="00A122E1"/>
     <w:rPr>
       <w:rFonts w:cstheme="majorBidi"/>
       <w:color w:val="0F4761" w:themeColor="accent1" w:themeShade="BF"/>
@@ -852,7 +860,7 @@
     <w:link w:val="6"/>
     <w:uiPriority w:val="9"/>
     <w:semiHidden/>
-    <w:rsid w:val="009A2625"/>
+    <w:rsid w:val="00A122E1"/>
     <w:rPr>
       <w:rFonts w:cstheme="majorBidi"/>
       <w:b/>
@@ -866,7 +874,7 @@
     <w:link w:val="7"/>
     <w:uiPriority w:val="9"/>
     <w:semiHidden/>
-    <w:rsid w:val="009A2625"/>
+    <w:rsid w:val="00A122E1"/>
     <w:rPr>
       <w:rFonts w:cstheme="majorBidi"/>
       <w:b/>
@@ -880,7 +888,7 @@
     <w:link w:val="8"/>
     <w:uiPriority w:val="9"/>
     <w:semiHidden/>
-    <w:rsid w:val="009A2625"/>
+    <w:rsid w:val="00A122E1"/>
     <w:rPr>
       <w:rFonts w:cstheme="majorBidi"/>
       <w:color w:val="595959" w:themeColor="text1" w:themeTint="A6"/>
@@ -892,7 +900,7 @@
     <w:link w:val="9"/>
     <w:uiPriority w:val="9"/>
     <w:semiHidden/>
-    <w:rsid w:val="009A2625"/>
+    <w:rsid w:val="00A122E1"/>
     <w:rPr>
       <w:rFonts w:eastAsiaTheme="majorEastAsia" w:cstheme="majorBidi"/>
       <w:color w:val="595959" w:themeColor="text1" w:themeTint="A6"/>
@@ -905,7 +913,7 @@
     <w:link w:val="a4"/>
     <w:uiPriority w:val="10"/>
     <w:qFormat/>
-    <w:rsid w:val="009A2625"/>
+    <w:rsid w:val="00A122E1"/>
     <w:pPr>
       <w:spacing w:after="80"/>
       <w:contextualSpacing/>
@@ -924,7 +932,7 @@
     <w:basedOn w:val="a0"/>
     <w:link w:val="a3"/>
     <w:uiPriority w:val="10"/>
-    <w:rsid w:val="009A2625"/>
+    <w:rsid w:val="00A122E1"/>
     <w:rPr>
       <w:rFonts w:asciiTheme="majorHAnsi" w:eastAsiaTheme="majorEastAsia" w:hAnsiTheme="majorHAnsi" w:cstheme="majorBidi"/>
       <w:spacing w:val="-10"/>
@@ -940,7 +948,7 @@
     <w:link w:val="a6"/>
     <w:uiPriority w:val="11"/>
     <w:qFormat/>
-    <w:rsid w:val="009A2625"/>
+    <w:rsid w:val="00A122E1"/>
     <w:pPr>
       <w:numPr>
         <w:ilvl w:val="1"/>
@@ -961,7 +969,7 @@
     <w:basedOn w:val="a0"/>
     <w:link w:val="a5"/>
     <w:uiPriority w:val="11"/>
-    <w:rsid w:val="009A2625"/>
+    <w:rsid w:val="00A122E1"/>
     <w:rPr>
       <w:rFonts w:asciiTheme="majorHAnsi" w:eastAsiaTheme="majorEastAsia" w:hAnsiTheme="majorHAnsi" w:cstheme="majorBidi"/>
       <w:color w:val="595959" w:themeColor="text1" w:themeTint="A6"/>
@@ -977,7 +985,7 @@
     <w:link w:val="a8"/>
     <w:uiPriority w:val="29"/>
     <w:qFormat/>
-    <w:rsid w:val="009A2625"/>
+    <w:rsid w:val="00A122E1"/>
     <w:pPr>
       <w:spacing w:before="160" w:after="160"/>
       <w:jc w:val="center"/>
@@ -993,7 +1001,7 @@
     <w:basedOn w:val="a0"/>
     <w:link w:val="a7"/>
     <w:uiPriority w:val="29"/>
-    <w:rsid w:val="009A2625"/>
+    <w:rsid w:val="00A122E1"/>
     <w:rPr>
       <w:i/>
       <w:iCs/>
@@ -1005,7 +1013,7 @@
     <w:basedOn w:val="a"/>
     <w:uiPriority w:val="34"/>
     <w:qFormat/>
-    <w:rsid w:val="009A2625"/>
+    <w:rsid w:val="00A122E1"/>
     <w:pPr>
       <w:ind w:left="720"/>
       <w:contextualSpacing/>
@@ -1016,7 +1024,7 @@
     <w:basedOn w:val="a0"/>
     <w:uiPriority w:val="21"/>
     <w:qFormat/>
-    <w:rsid w:val="009A2625"/>
+    <w:rsid w:val="00A122E1"/>
     <w:rPr>
       <w:i/>
       <w:iCs/>
@@ -1030,7 +1038,7 @@
     <w:link w:val="ac"/>
     <w:uiPriority w:val="30"/>
     <w:qFormat/>
-    <w:rsid w:val="009A2625"/>
+    <w:rsid w:val="00A122E1"/>
     <w:pPr>
       <w:pBdr>
         <w:top w:val="single" w:sz="4" w:space="10" w:color="0F4761" w:themeColor="accent1" w:themeShade="BF"/>
@@ -1051,7 +1059,7 @@
     <w:basedOn w:val="a0"/>
     <w:link w:val="ab"/>
     <w:uiPriority w:val="30"/>
-    <w:rsid w:val="009A2625"/>
+    <w:rsid w:val="00A122E1"/>
     <w:rPr>
       <w:i/>
       <w:iCs/>
@@ -1063,7 +1071,7 @@
     <w:basedOn w:val="a0"/>
     <w:uiPriority w:val="32"/>
     <w:qFormat/>
-    <w:rsid w:val="009A2625"/>
+    <w:rsid w:val="00A122E1"/>
     <w:rPr>
       <w:b/>
       <w:bCs/>
